--- a/examples/templates/es/cover_letter_template.docx
+++ b/examples/templates/es/cover_letter_template.docx
@@ -17,7 +17,7 @@
           <w:b/>
           <w:bCs/>
         </w:rPr>
-        <w:t>Juan Pérez</w:t>
+        <w:t>Pepito Perez</w:t>
       </w:r>
     </w:p>
     <w:p>
@@ -29,7 +29,7 @@
       </w:pPr>
       <w:r>
         <w:rPr/>
-        <w:t>Calle de la Industria 27, 4º B, 28045 Madrid, España</w:t>
+        <w:t>742 Maple Avenue, Apt 3B, Cambridge, MA 02139, USA</w:t>
       </w:r>
     </w:p>
     <w:p>
@@ -41,7 +41,7 @@
       </w:pPr>
       <w:r>
         <w:rPr/>
-        <w:t>juan.perez@ejemplo.com</w:t>
+        <w:t>pepito.perez@example.com</w:t>
       </w:r>
     </w:p>
     <w:p>
@@ -53,12 +53,12 @@
       </w:pPr>
       <w:r>
         <w:rPr/>
-        <w:t>+34 612 345 678</w:t>
+        <w:t>+1 (555) 123-4567</w:t>
         <w:br/>
+        <w:t>_____________________________________________________________________________</w:t>
       </w:r>
       <w:r>
         <w:rPr/>
-        <w:t>_____________________________________________________________________________</w:t>
       </w:r>
     </w:p>
     <w:p>
@@ -179,7 +179,7 @@
       </w:pPr>
       <w:r>
         <w:rPr/>
-        <w:t>Juan Pérez</w:t>
+        <w:t>Pepito Perez</w:t>
       </w:r>
     </w:p>
     <w:sectPr>
